--- a/report/BaoCao_NCKH_SV_2025_2026_XAI_SpamDetection.docx
+++ b/report/BaoCao_NCKH_SV_2025_2026_XAI_SpamDetection.docx
@@ -646,7 +646,16 @@
           <w:sz w:val="28"/>
           <w:szCs w:val="28"/>
         </w:rPr>
-        <w:t xml:space="preserve">Giảng viên hướng dẫn: </w:t>
+        <w:t>Giảng viên hướng dẫn:</w:t>
+      </w:r>
+      <w:r>
+        <w:rPr>
+          <w:b/>
+          <w:bCs/>
+          <w:sz w:val="28"/>
+          <w:szCs w:val="28"/>
+        </w:rPr>
+        <w:t xml:space="preserve"> </w:t>
       </w:r>
       <w:r>
         <w:rPr>
@@ -654,7 +663,15 @@
           <w:sz w:val="28"/>
           <w:szCs w:val="28"/>
         </w:rPr>
-        <w:t>Phạm Xuân Tích</w:t>
+        <w:t>ThS. P</w:t>
+      </w:r>
+      <w:r>
+        <w:rPr>
+          <w:iCs/>
+          <w:sz w:val="28"/>
+          <w:szCs w:val="28"/>
+        </w:rPr>
+        <w:t>hạm Xuân Tích</w:t>
       </w:r>
     </w:p>
     <w:p>
@@ -6779,12 +6796,6 @@
         <w:gridCol w:w="7071"/>
       </w:tblGrid>
       <w:tr>
-        <w:tblPrEx>
-          <w:tblCellMar>
-            <w:top w:w="0" w:type="dxa"/>
-            <w:bottom w:w="0" w:type="dxa"/>
-          </w:tblCellMar>
-        </w:tblPrEx>
         <w:trPr>
           <w:tblHeader/>
         </w:trPr>
@@ -6856,12 +6867,6 @@
         </w:tc>
       </w:tr>
       <w:tr>
-        <w:tblPrEx>
-          <w:tblCellMar>
-            <w:top w:w="0" w:type="dxa"/>
-            <w:bottom w:w="0" w:type="dxa"/>
-          </w:tblCellMar>
-        </w:tblPrEx>
         <w:tc>
           <w:tcPr>
             <w:tcW w:w="2000" w:type="dxa"/>
@@ -6921,12 +6926,6 @@
         </w:tc>
       </w:tr>
       <w:tr>
-        <w:tblPrEx>
-          <w:tblCellMar>
-            <w:top w:w="0" w:type="dxa"/>
-            <w:bottom w:w="0" w:type="dxa"/>
-          </w:tblCellMar>
-        </w:tblPrEx>
         <w:tc>
           <w:tcPr>
             <w:tcW w:w="2000" w:type="dxa"/>
@@ -6986,12 +6985,6 @@
         </w:tc>
       </w:tr>
       <w:tr>
-        <w:tblPrEx>
-          <w:tblCellMar>
-            <w:top w:w="0" w:type="dxa"/>
-            <w:bottom w:w="0" w:type="dxa"/>
-          </w:tblCellMar>
-        </w:tblPrEx>
         <w:tc>
           <w:tcPr>
             <w:tcW w:w="2000" w:type="dxa"/>
@@ -7051,12 +7044,6 @@
         </w:tc>
       </w:tr>
       <w:tr>
-        <w:tblPrEx>
-          <w:tblCellMar>
-            <w:top w:w="0" w:type="dxa"/>
-            <w:bottom w:w="0" w:type="dxa"/>
-          </w:tblCellMar>
-        </w:tblPrEx>
         <w:tc>
           <w:tcPr>
             <w:tcW w:w="2000" w:type="dxa"/>
@@ -7116,12 +7103,6 @@
         </w:tc>
       </w:tr>
       <w:tr>
-        <w:tblPrEx>
-          <w:tblCellMar>
-            <w:top w:w="0" w:type="dxa"/>
-            <w:bottom w:w="0" w:type="dxa"/>
-          </w:tblCellMar>
-        </w:tblPrEx>
         <w:tc>
           <w:tcPr>
             <w:tcW w:w="2000" w:type="dxa"/>
@@ -7181,12 +7162,6 @@
         </w:tc>
       </w:tr>
       <w:tr>
-        <w:tblPrEx>
-          <w:tblCellMar>
-            <w:top w:w="0" w:type="dxa"/>
-            <w:bottom w:w="0" w:type="dxa"/>
-          </w:tblCellMar>
-        </w:tblPrEx>
         <w:tc>
           <w:tcPr>
             <w:tcW w:w="2000" w:type="dxa"/>
@@ -7246,12 +7221,6 @@
         </w:tc>
       </w:tr>
       <w:tr>
-        <w:tblPrEx>
-          <w:tblCellMar>
-            <w:top w:w="0" w:type="dxa"/>
-            <w:bottom w:w="0" w:type="dxa"/>
-          </w:tblCellMar>
-        </w:tblPrEx>
         <w:tc>
           <w:tcPr>
             <w:tcW w:w="2000" w:type="dxa"/>
@@ -7311,12 +7280,6 @@
         </w:tc>
       </w:tr>
       <w:tr>
-        <w:tblPrEx>
-          <w:tblCellMar>
-            <w:top w:w="0" w:type="dxa"/>
-            <w:bottom w:w="0" w:type="dxa"/>
-          </w:tblCellMar>
-        </w:tblPrEx>
         <w:tc>
           <w:tcPr>
             <w:tcW w:w="2000" w:type="dxa"/>
@@ -7376,12 +7339,6 @@
         </w:tc>
       </w:tr>
       <w:tr>
-        <w:tblPrEx>
-          <w:tblCellMar>
-            <w:top w:w="0" w:type="dxa"/>
-            <w:bottom w:w="0" w:type="dxa"/>
-          </w:tblCellMar>
-        </w:tblPrEx>
         <w:tc>
           <w:tcPr>
             <w:tcW w:w="2000" w:type="dxa"/>
@@ -7441,12 +7398,6 @@
         </w:tc>
       </w:tr>
       <w:tr>
-        <w:tblPrEx>
-          <w:tblCellMar>
-            <w:top w:w="0" w:type="dxa"/>
-            <w:bottom w:w="0" w:type="dxa"/>
-          </w:tblCellMar>
-        </w:tblPrEx>
         <w:tc>
           <w:tcPr>
             <w:tcW w:w="2000" w:type="dxa"/>
@@ -7506,12 +7457,6 @@
         </w:tc>
       </w:tr>
       <w:tr>
-        <w:tblPrEx>
-          <w:tblCellMar>
-            <w:top w:w="0" w:type="dxa"/>
-            <w:bottom w:w="0" w:type="dxa"/>
-          </w:tblCellMar>
-        </w:tblPrEx>
         <w:tc>
           <w:tcPr>
             <w:tcW w:w="2000" w:type="dxa"/>
@@ -7571,12 +7516,6 @@
         </w:tc>
       </w:tr>
       <w:tr>
-        <w:tblPrEx>
-          <w:tblCellMar>
-            <w:top w:w="0" w:type="dxa"/>
-            <w:bottom w:w="0" w:type="dxa"/>
-          </w:tblCellMar>
-        </w:tblPrEx>
         <w:tc>
           <w:tcPr>
             <w:tcW w:w="2000" w:type="dxa"/>
@@ -7636,12 +7575,6 @@
         </w:tc>
       </w:tr>
       <w:tr>
-        <w:tblPrEx>
-          <w:tblCellMar>
-            <w:top w:w="0" w:type="dxa"/>
-            <w:bottom w:w="0" w:type="dxa"/>
-          </w:tblCellMar>
-        </w:tblPrEx>
         <w:tc>
           <w:tcPr>
             <w:tcW w:w="2000" w:type="dxa"/>
@@ -7701,12 +7634,6 @@
         </w:tc>
       </w:tr>
       <w:tr>
-        <w:tblPrEx>
-          <w:tblCellMar>
-            <w:top w:w="0" w:type="dxa"/>
-            <w:bottom w:w="0" w:type="dxa"/>
-          </w:tblCellMar>
-        </w:tblPrEx>
         <w:tc>
           <w:tcPr>
             <w:tcW w:w="2000" w:type="dxa"/>
@@ -7766,12 +7693,6 @@
         </w:tc>
       </w:tr>
       <w:tr>
-        <w:tblPrEx>
-          <w:tblCellMar>
-            <w:top w:w="0" w:type="dxa"/>
-            <w:bottom w:w="0" w:type="dxa"/>
-          </w:tblCellMar>
-        </w:tblPrEx>
         <w:tc>
           <w:tcPr>
             <w:tcW w:w="2000" w:type="dxa"/>
@@ -7831,12 +7752,6 @@
         </w:tc>
       </w:tr>
       <w:tr>
-        <w:tblPrEx>
-          <w:tblCellMar>
-            <w:top w:w="0" w:type="dxa"/>
-            <w:bottom w:w="0" w:type="dxa"/>
-          </w:tblCellMar>
-        </w:tblPrEx>
         <w:tc>
           <w:tcPr>
             <w:tcW w:w="2000" w:type="dxa"/>
@@ -8983,12 +8898,6 @@
         <w:gridCol w:w="2071"/>
       </w:tblGrid>
       <w:tr>
-        <w:tblPrEx>
-          <w:tblCellMar>
-            <w:top w:w="0" w:type="dxa"/>
-            <w:bottom w:w="0" w:type="dxa"/>
-          </w:tblCellMar>
-        </w:tblPrEx>
         <w:trPr>
           <w:tblHeader/>
         </w:trPr>
@@ -9126,12 +9035,6 @@
         </w:tc>
       </w:tr>
       <w:tr>
-        <w:tblPrEx>
-          <w:tblCellMar>
-            <w:top w:w="0" w:type="dxa"/>
-            <w:bottom w:w="0" w:type="dxa"/>
-          </w:tblCellMar>
-        </w:tblPrEx>
         <w:tc>
           <w:tcPr>
             <w:tcW w:w="2000" w:type="dxa"/>
@@ -9251,12 +9154,6 @@
         </w:tc>
       </w:tr>
       <w:tr>
-        <w:tblPrEx>
-          <w:tblCellMar>
-            <w:top w:w="0" w:type="dxa"/>
-            <w:bottom w:w="0" w:type="dxa"/>
-          </w:tblCellMar>
-        </w:tblPrEx>
         <w:tc>
           <w:tcPr>
             <w:tcW w:w="2000" w:type="dxa"/>
@@ -9376,12 +9273,6 @@
         </w:tc>
       </w:tr>
       <w:tr>
-        <w:tblPrEx>
-          <w:tblCellMar>
-            <w:top w:w="0" w:type="dxa"/>
-            <w:bottom w:w="0" w:type="dxa"/>
-          </w:tblCellMar>
-        </w:tblPrEx>
         <w:tc>
           <w:tcPr>
             <w:tcW w:w="2000" w:type="dxa"/>
@@ -9608,12 +9499,6 @@
         <w:gridCol w:w="2471"/>
       </w:tblGrid>
       <w:tr>
-        <w:tblPrEx>
-          <w:tblCellMar>
-            <w:top w:w="0" w:type="dxa"/>
-            <w:bottom w:w="0" w:type="dxa"/>
-          </w:tblCellMar>
-        </w:tblPrEx>
         <w:trPr>
           <w:tblHeader/>
         </w:trPr>
@@ -9718,12 +9603,6 @@
         </w:tc>
       </w:tr>
       <w:tr>
-        <w:tblPrEx>
-          <w:tblCellMar>
-            <w:top w:w="0" w:type="dxa"/>
-            <w:bottom w:w="0" w:type="dxa"/>
-          </w:tblCellMar>
-        </w:tblPrEx>
         <w:tc>
           <w:tcPr>
             <w:tcW w:w="4200" w:type="dxa"/>
@@ -9813,12 +9692,6 @@
         </w:tc>
       </w:tr>
       <w:tr>
-        <w:tblPrEx>
-          <w:tblCellMar>
-            <w:top w:w="0" w:type="dxa"/>
-            <w:bottom w:w="0" w:type="dxa"/>
-          </w:tblCellMar>
-        </w:tblPrEx>
         <w:tc>
           <w:tcPr>
             <w:tcW w:w="4200" w:type="dxa"/>
@@ -9908,12 +9781,6 @@
         </w:tc>
       </w:tr>
       <w:tr>
-        <w:tblPrEx>
-          <w:tblCellMar>
-            <w:top w:w="0" w:type="dxa"/>
-            <w:bottom w:w="0" w:type="dxa"/>
-          </w:tblCellMar>
-        </w:tblPrEx>
         <w:tc>
           <w:tcPr>
             <w:tcW w:w="4200" w:type="dxa"/>
@@ -10003,12 +9870,6 @@
         </w:tc>
       </w:tr>
       <w:tr>
-        <w:tblPrEx>
-          <w:tblCellMar>
-            <w:top w:w="0" w:type="dxa"/>
-            <w:bottom w:w="0" w:type="dxa"/>
-          </w:tblCellMar>
-        </w:tblPrEx>
         <w:tc>
           <w:tcPr>
             <w:tcW w:w="4200" w:type="dxa"/>
@@ -10098,12 +9959,6 @@
         </w:tc>
       </w:tr>
       <w:tr>
-        <w:tblPrEx>
-          <w:tblCellMar>
-            <w:top w:w="0" w:type="dxa"/>
-            <w:bottom w:w="0" w:type="dxa"/>
-          </w:tblCellMar>
-        </w:tblPrEx>
         <w:tc>
           <w:tcPr>
             <w:tcW w:w="4200" w:type="dxa"/>
@@ -10193,12 +10048,6 @@
         </w:tc>
       </w:tr>
       <w:tr>
-        <w:tblPrEx>
-          <w:tblCellMar>
-            <w:top w:w="0" w:type="dxa"/>
-            <w:bottom w:w="0" w:type="dxa"/>
-          </w:tblCellMar>
-        </w:tblPrEx>
         <w:tc>
           <w:tcPr>
             <w:tcW w:w="4200" w:type="dxa"/>
@@ -10427,12 +10276,6 @@
         <w:gridCol w:w="2771"/>
       </w:tblGrid>
       <w:tr>
-        <w:tblPrEx>
-          <w:tblCellMar>
-            <w:top w:w="0" w:type="dxa"/>
-            <w:bottom w:w="0" w:type="dxa"/>
-          </w:tblCellMar>
-        </w:tblPrEx>
         <w:trPr>
           <w:tblHeader/>
         </w:trPr>
@@ -10570,12 +10413,6 @@
         </w:tc>
       </w:tr>
       <w:tr>
-        <w:tblPrEx>
-          <w:tblCellMar>
-            <w:top w:w="0" w:type="dxa"/>
-            <w:bottom w:w="0" w:type="dxa"/>
-          </w:tblCellMar>
-        </w:tblPrEx>
         <w:tc>
           <w:tcPr>
             <w:tcW w:w="900" w:type="dxa"/>
@@ -10695,12 +10532,6 @@
         </w:tc>
       </w:tr>
       <w:tr>
-        <w:tblPrEx>
-          <w:tblCellMar>
-            <w:top w:w="0" w:type="dxa"/>
-            <w:bottom w:w="0" w:type="dxa"/>
-          </w:tblCellMar>
-        </w:tblPrEx>
         <w:tc>
           <w:tcPr>
             <w:tcW w:w="900" w:type="dxa"/>
@@ -10820,12 +10651,6 @@
         </w:tc>
       </w:tr>
       <w:tr>
-        <w:tblPrEx>
-          <w:tblCellMar>
-            <w:top w:w="0" w:type="dxa"/>
-            <w:bottom w:w="0" w:type="dxa"/>
-          </w:tblCellMar>
-        </w:tblPrEx>
         <w:tc>
           <w:tcPr>
             <w:tcW w:w="900" w:type="dxa"/>
@@ -11072,12 +10897,6 @@
         <w:gridCol w:w="4371"/>
       </w:tblGrid>
       <w:tr>
-        <w:tblPrEx>
-          <w:tblCellMar>
-            <w:top w:w="0" w:type="dxa"/>
-            <w:bottom w:w="0" w:type="dxa"/>
-          </w:tblCellMar>
-        </w:tblPrEx>
         <w:trPr>
           <w:tblHeader/>
         </w:trPr>
@@ -11182,12 +11001,6 @@
         </w:tc>
       </w:tr>
       <w:tr>
-        <w:tblPrEx>
-          <w:tblCellMar>
-            <w:top w:w="0" w:type="dxa"/>
-            <w:bottom w:w="0" w:type="dxa"/>
-          </w:tblCellMar>
-        </w:tblPrEx>
         <w:tc>
           <w:tcPr>
             <w:tcW w:w="2200" w:type="dxa"/>
@@ -11277,12 +11090,6 @@
         </w:tc>
       </w:tr>
       <w:tr>
-        <w:tblPrEx>
-          <w:tblCellMar>
-            <w:top w:w="0" w:type="dxa"/>
-            <w:bottom w:w="0" w:type="dxa"/>
-          </w:tblCellMar>
-        </w:tblPrEx>
         <w:tc>
           <w:tcPr>
             <w:tcW w:w="2200" w:type="dxa"/>
@@ -11372,12 +11179,6 @@
         </w:tc>
       </w:tr>
       <w:tr>
-        <w:tblPrEx>
-          <w:tblCellMar>
-            <w:top w:w="0" w:type="dxa"/>
-            <w:bottom w:w="0" w:type="dxa"/>
-          </w:tblCellMar>
-        </w:tblPrEx>
         <w:tc>
           <w:tcPr>
             <w:tcW w:w="2200" w:type="dxa"/>
@@ -11467,12 +11268,6 @@
         </w:tc>
       </w:tr>
       <w:tr>
-        <w:tblPrEx>
-          <w:tblCellMar>
-            <w:top w:w="0" w:type="dxa"/>
-            <w:bottom w:w="0" w:type="dxa"/>
-          </w:tblCellMar>
-        </w:tblPrEx>
         <w:tc>
           <w:tcPr>
             <w:tcW w:w="2200" w:type="dxa"/>
@@ -11562,12 +11357,6 @@
         </w:tc>
       </w:tr>
       <w:tr>
-        <w:tblPrEx>
-          <w:tblCellMar>
-            <w:top w:w="0" w:type="dxa"/>
-            <w:bottom w:w="0" w:type="dxa"/>
-          </w:tblCellMar>
-        </w:tblPrEx>
         <w:tc>
           <w:tcPr>
             <w:tcW w:w="2200" w:type="dxa"/>
@@ -11657,12 +11446,6 @@
         </w:tc>
       </w:tr>
       <w:tr>
-        <w:tblPrEx>
-          <w:tblCellMar>
-            <w:top w:w="0" w:type="dxa"/>
-            <w:bottom w:w="0" w:type="dxa"/>
-          </w:tblCellMar>
-        </w:tblPrEx>
         <w:tc>
           <w:tcPr>
             <w:tcW w:w="2200" w:type="dxa"/>
@@ -11909,12 +11692,6 @@
         <w:gridCol w:w="3071"/>
       </w:tblGrid>
       <w:tr>
-        <w:tblPrEx>
-          <w:tblCellMar>
-            <w:top w:w="0" w:type="dxa"/>
-            <w:bottom w:w="0" w:type="dxa"/>
-          </w:tblCellMar>
-        </w:tblPrEx>
         <w:trPr>
           <w:tblHeader/>
         </w:trPr>
@@ -12019,12 +11796,6 @@
         </w:tc>
       </w:tr>
       <w:tr>
-        <w:tblPrEx>
-          <w:tblCellMar>
-            <w:top w:w="0" w:type="dxa"/>
-            <w:bottom w:w="0" w:type="dxa"/>
-          </w:tblCellMar>
-        </w:tblPrEx>
         <w:tc>
           <w:tcPr>
             <w:tcW w:w="3000" w:type="dxa"/>
@@ -12114,12 +11885,6 @@
         </w:tc>
       </w:tr>
       <w:tr>
-        <w:tblPrEx>
-          <w:tblCellMar>
-            <w:top w:w="0" w:type="dxa"/>
-            <w:bottom w:w="0" w:type="dxa"/>
-          </w:tblCellMar>
-        </w:tblPrEx>
         <w:tc>
           <w:tcPr>
             <w:tcW w:w="3000" w:type="dxa"/>
@@ -12209,12 +11974,6 @@
         </w:tc>
       </w:tr>
       <w:tr>
-        <w:tblPrEx>
-          <w:tblCellMar>
-            <w:top w:w="0" w:type="dxa"/>
-            <w:bottom w:w="0" w:type="dxa"/>
-          </w:tblCellMar>
-        </w:tblPrEx>
         <w:tc>
           <w:tcPr>
             <w:tcW w:w="3000" w:type="dxa"/>
@@ -12304,12 +12063,6 @@
         </w:tc>
       </w:tr>
       <w:tr>
-        <w:tblPrEx>
-          <w:tblCellMar>
-            <w:top w:w="0" w:type="dxa"/>
-            <w:bottom w:w="0" w:type="dxa"/>
-          </w:tblCellMar>
-        </w:tblPrEx>
         <w:tc>
           <w:tcPr>
             <w:tcW w:w="3000" w:type="dxa"/>
@@ -12399,12 +12152,6 @@
         </w:tc>
       </w:tr>
       <w:tr>
-        <w:tblPrEx>
-          <w:tblCellMar>
-            <w:top w:w="0" w:type="dxa"/>
-            <w:bottom w:w="0" w:type="dxa"/>
-          </w:tblCellMar>
-        </w:tblPrEx>
         <w:tc>
           <w:tcPr>
             <w:tcW w:w="3000" w:type="dxa"/>
@@ -12494,12 +12241,6 @@
         </w:tc>
       </w:tr>
       <w:tr>
-        <w:tblPrEx>
-          <w:tblCellMar>
-            <w:top w:w="0" w:type="dxa"/>
-            <w:bottom w:w="0" w:type="dxa"/>
-          </w:tblCellMar>
-        </w:tblPrEx>
         <w:tc>
           <w:tcPr>
             <w:tcW w:w="3000" w:type="dxa"/>
@@ -12805,12 +12546,6 @@
         <w:gridCol w:w="1271"/>
       </w:tblGrid>
       <w:tr>
-        <w:tblPrEx>
-          <w:tblCellMar>
-            <w:top w:w="0" w:type="dxa"/>
-            <w:bottom w:w="0" w:type="dxa"/>
-          </w:tblCellMar>
-        </w:tblPrEx>
         <w:trPr>
           <w:tblHeader/>
         </w:trPr>
@@ -12981,12 +12716,6 @@
         </w:tc>
       </w:tr>
       <w:tr>
-        <w:tblPrEx>
-          <w:tblCellMar>
-            <w:top w:w="0" w:type="dxa"/>
-            <w:bottom w:w="0" w:type="dxa"/>
-          </w:tblCellMar>
-        </w:tblPrEx>
         <w:tc>
           <w:tcPr>
             <w:tcW w:w="3000" w:type="dxa"/>
@@ -13136,12 +12865,6 @@
         </w:tc>
       </w:tr>
       <w:tr>
-        <w:tblPrEx>
-          <w:tblCellMar>
-            <w:top w:w="0" w:type="dxa"/>
-            <w:bottom w:w="0" w:type="dxa"/>
-          </w:tblCellMar>
-        </w:tblPrEx>
         <w:tc>
           <w:tcPr>
             <w:tcW w:w="3000" w:type="dxa"/>
@@ -13416,12 +13139,6 @@
         <w:gridCol w:w="3071"/>
       </w:tblGrid>
       <w:tr>
-        <w:tblPrEx>
-          <w:tblCellMar>
-            <w:top w:w="0" w:type="dxa"/>
-            <w:bottom w:w="0" w:type="dxa"/>
-          </w:tblCellMar>
-        </w:tblPrEx>
         <w:trPr>
           <w:tblHeader/>
         </w:trPr>
@@ -13517,12 +13234,6 @@
         </w:tc>
       </w:tr>
       <w:tr>
-        <w:tblPrEx>
-          <w:tblCellMar>
-            <w:top w:w="0" w:type="dxa"/>
-            <w:bottom w:w="0" w:type="dxa"/>
-          </w:tblCellMar>
-        </w:tblPrEx>
         <w:tc>
           <w:tcPr>
             <w:tcW w:w="3000" w:type="dxa"/>
@@ -13612,12 +13323,6 @@
         </w:tc>
       </w:tr>
       <w:tr>
-        <w:tblPrEx>
-          <w:tblCellMar>
-            <w:top w:w="0" w:type="dxa"/>
-            <w:bottom w:w="0" w:type="dxa"/>
-          </w:tblCellMar>
-        </w:tblPrEx>
         <w:tc>
           <w:tcPr>
             <w:tcW w:w="3000" w:type="dxa"/>
@@ -13929,12 +13634,6 @@
         <w:gridCol w:w="3571"/>
       </w:tblGrid>
       <w:tr>
-        <w:tblPrEx>
-          <w:tblCellMar>
-            <w:top w:w="0" w:type="dxa"/>
-            <w:bottom w:w="0" w:type="dxa"/>
-          </w:tblCellMar>
-        </w:tblPrEx>
         <w:trPr>
           <w:tblHeader/>
         </w:trPr>
@@ -14072,12 +13771,6 @@
         </w:tc>
       </w:tr>
       <w:tr>
-        <w:tblPrEx>
-          <w:tblCellMar>
-            <w:top w:w="0" w:type="dxa"/>
-            <w:bottom w:w="0" w:type="dxa"/>
-          </w:tblCellMar>
-        </w:tblPrEx>
         <w:tc>
           <w:tcPr>
             <w:tcW w:w="1000" w:type="dxa"/>
@@ -14197,12 +13890,6 @@
         </w:tc>
       </w:tr>
       <w:tr>
-        <w:tblPrEx>
-          <w:tblCellMar>
-            <w:top w:w="0" w:type="dxa"/>
-            <w:bottom w:w="0" w:type="dxa"/>
-          </w:tblCellMar>
-        </w:tblPrEx>
         <w:tc>
           <w:tcPr>
             <w:tcW w:w="1000" w:type="dxa"/>
@@ -14322,12 +14009,6 @@
         </w:tc>
       </w:tr>
       <w:tr>
-        <w:tblPrEx>
-          <w:tblCellMar>
-            <w:top w:w="0" w:type="dxa"/>
-            <w:bottom w:w="0" w:type="dxa"/>
-          </w:tblCellMar>
-        </w:tblPrEx>
         <w:tc>
           <w:tcPr>
             <w:tcW w:w="1000" w:type="dxa"/>
@@ -14447,12 +14128,6 @@
         </w:tc>
       </w:tr>
       <w:tr>
-        <w:tblPrEx>
-          <w:tblCellMar>
-            <w:top w:w="0" w:type="dxa"/>
-            <w:bottom w:w="0" w:type="dxa"/>
-          </w:tblCellMar>
-        </w:tblPrEx>
         <w:tc>
           <w:tcPr>
             <w:tcW w:w="1000" w:type="dxa"/>
@@ -14572,12 +14247,6 @@
         </w:tc>
       </w:tr>
       <w:tr>
-        <w:tblPrEx>
-          <w:tblCellMar>
-            <w:top w:w="0" w:type="dxa"/>
-            <w:bottom w:w="0" w:type="dxa"/>
-          </w:tblCellMar>
-        </w:tblPrEx>
         <w:tc>
           <w:tcPr>
             <w:tcW w:w="1000" w:type="dxa"/>
@@ -14697,12 +14366,6 @@
         </w:tc>
       </w:tr>
       <w:tr>
-        <w:tblPrEx>
-          <w:tblCellMar>
-            <w:top w:w="0" w:type="dxa"/>
-            <w:bottom w:w="0" w:type="dxa"/>
-          </w:tblCellMar>
-        </w:tblPrEx>
         <w:tc>
           <w:tcPr>
             <w:tcW w:w="1000" w:type="dxa"/>
@@ -14822,12 +14485,6 @@
         </w:tc>
       </w:tr>
       <w:tr>
-        <w:tblPrEx>
-          <w:tblCellMar>
-            <w:top w:w="0" w:type="dxa"/>
-            <w:bottom w:w="0" w:type="dxa"/>
-          </w:tblCellMar>
-        </w:tblPrEx>
         <w:tc>
           <w:tcPr>
             <w:tcW w:w="1000" w:type="dxa"/>
@@ -14947,12 +14604,6 @@
         </w:tc>
       </w:tr>
       <w:tr>
-        <w:tblPrEx>
-          <w:tblCellMar>
-            <w:top w:w="0" w:type="dxa"/>
-            <w:bottom w:w="0" w:type="dxa"/>
-          </w:tblCellMar>
-        </w:tblPrEx>
         <w:tc>
           <w:tcPr>
             <w:tcW w:w="1000" w:type="dxa"/>
@@ -15073,12 +14724,6 @@
         </w:tc>
       </w:tr>
       <w:tr>
-        <w:tblPrEx>
-          <w:tblCellMar>
-            <w:top w:w="0" w:type="dxa"/>
-            <w:bottom w:w="0" w:type="dxa"/>
-          </w:tblCellMar>
-        </w:tblPrEx>
         <w:tc>
           <w:tcPr>
             <w:tcW w:w="1000" w:type="dxa"/>
@@ -15198,12 +14843,6 @@
         </w:tc>
       </w:tr>
       <w:tr>
-        <w:tblPrEx>
-          <w:tblCellMar>
-            <w:top w:w="0" w:type="dxa"/>
-            <w:bottom w:w="0" w:type="dxa"/>
-          </w:tblCellMar>
-        </w:tblPrEx>
         <w:tc>
           <w:tcPr>
             <w:tcW w:w="1000" w:type="dxa"/>
@@ -15490,12 +15129,6 @@
         <w:gridCol w:w="4071"/>
       </w:tblGrid>
       <w:tr>
-        <w:tblPrEx>
-          <w:tblCellMar>
-            <w:top w:w="0" w:type="dxa"/>
-            <w:bottom w:w="0" w:type="dxa"/>
-          </w:tblCellMar>
-        </w:tblPrEx>
         <w:trPr>
           <w:tblHeader/>
         </w:trPr>
@@ -15633,12 +15266,6 @@
         </w:tc>
       </w:tr>
       <w:tr>
-        <w:tblPrEx>
-          <w:tblCellMar>
-            <w:top w:w="0" w:type="dxa"/>
-            <w:bottom w:w="0" w:type="dxa"/>
-          </w:tblCellMar>
-        </w:tblPrEx>
         <w:tc>
           <w:tcPr>
             <w:tcW w:w="1000" w:type="dxa"/>
@@ -15758,12 +15385,6 @@
         </w:tc>
       </w:tr>
       <w:tr>
-        <w:tblPrEx>
-          <w:tblCellMar>
-            <w:top w:w="0" w:type="dxa"/>
-            <w:bottom w:w="0" w:type="dxa"/>
-          </w:tblCellMar>
-        </w:tblPrEx>
         <w:tc>
           <w:tcPr>
             <w:tcW w:w="1000" w:type="dxa"/>
@@ -15883,12 +15504,6 @@
         </w:tc>
       </w:tr>
       <w:tr>
-        <w:tblPrEx>
-          <w:tblCellMar>
-            <w:top w:w="0" w:type="dxa"/>
-            <w:bottom w:w="0" w:type="dxa"/>
-          </w:tblCellMar>
-        </w:tblPrEx>
         <w:tc>
           <w:tcPr>
             <w:tcW w:w="1000" w:type="dxa"/>
@@ -16008,12 +15623,6 @@
         </w:tc>
       </w:tr>
       <w:tr>
-        <w:tblPrEx>
-          <w:tblCellMar>
-            <w:top w:w="0" w:type="dxa"/>
-            <w:bottom w:w="0" w:type="dxa"/>
-          </w:tblCellMar>
-        </w:tblPrEx>
         <w:tc>
           <w:tcPr>
             <w:tcW w:w="1000" w:type="dxa"/>
@@ -16133,12 +15742,6 @@
         </w:tc>
       </w:tr>
       <w:tr>
-        <w:tblPrEx>
-          <w:tblCellMar>
-            <w:top w:w="0" w:type="dxa"/>
-            <w:bottom w:w="0" w:type="dxa"/>
-          </w:tblCellMar>
-        </w:tblPrEx>
         <w:tc>
           <w:tcPr>
             <w:tcW w:w="1000" w:type="dxa"/>
@@ -16258,12 +15861,6 @@
         </w:tc>
       </w:tr>
       <w:tr>
-        <w:tblPrEx>
-          <w:tblCellMar>
-            <w:top w:w="0" w:type="dxa"/>
-            <w:bottom w:w="0" w:type="dxa"/>
-          </w:tblCellMar>
-        </w:tblPrEx>
         <w:tc>
           <w:tcPr>
             <w:tcW w:w="1000" w:type="dxa"/>
@@ -16383,12 +15980,6 @@
         </w:tc>
       </w:tr>
       <w:tr>
-        <w:tblPrEx>
-          <w:tblCellMar>
-            <w:top w:w="0" w:type="dxa"/>
-            <w:bottom w:w="0" w:type="dxa"/>
-          </w:tblCellMar>
-        </w:tblPrEx>
         <w:tc>
           <w:tcPr>
             <w:tcW w:w="1000" w:type="dxa"/>
@@ -16508,12 +16099,6 @@
         </w:tc>
       </w:tr>
       <w:tr>
-        <w:tblPrEx>
-          <w:tblCellMar>
-            <w:top w:w="0" w:type="dxa"/>
-            <w:bottom w:w="0" w:type="dxa"/>
-          </w:tblCellMar>
-        </w:tblPrEx>
         <w:tc>
           <w:tcPr>
             <w:tcW w:w="1000" w:type="dxa"/>
@@ -16633,12 +16218,6 @@
         </w:tc>
       </w:tr>
       <w:tr>
-        <w:tblPrEx>
-          <w:tblCellMar>
-            <w:top w:w="0" w:type="dxa"/>
-            <w:bottom w:w="0" w:type="dxa"/>
-          </w:tblCellMar>
-        </w:tblPrEx>
         <w:tc>
           <w:tcPr>
             <w:tcW w:w="1000" w:type="dxa"/>
@@ -16758,12 +16337,6 @@
         </w:tc>
       </w:tr>
       <w:tr>
-        <w:tblPrEx>
-          <w:tblCellMar>
-            <w:top w:w="0" w:type="dxa"/>
-            <w:bottom w:w="0" w:type="dxa"/>
-          </w:tblCellMar>
-        </w:tblPrEx>
         <w:tc>
           <w:tcPr>
             <w:tcW w:w="1000" w:type="dxa"/>
@@ -17030,12 +16603,6 @@
         <w:gridCol w:w="3271"/>
       </w:tblGrid>
       <w:tr>
-        <w:tblPrEx>
-          <w:tblCellMar>
-            <w:top w:w="0" w:type="dxa"/>
-            <w:bottom w:w="0" w:type="dxa"/>
-          </w:tblCellMar>
-        </w:tblPrEx>
         <w:trPr>
           <w:tblHeader/>
         </w:trPr>
@@ -17140,12 +16707,6 @@
         </w:tc>
       </w:tr>
       <w:tr>
-        <w:tblPrEx>
-          <w:tblCellMar>
-            <w:top w:w="0" w:type="dxa"/>
-            <w:bottom w:w="0" w:type="dxa"/>
-          </w:tblCellMar>
-        </w:tblPrEx>
         <w:tc>
           <w:tcPr>
             <w:tcW w:w="2800" w:type="dxa"/>
@@ -17235,12 +16796,6 @@
         </w:tc>
       </w:tr>
       <w:tr>
-        <w:tblPrEx>
-          <w:tblCellMar>
-            <w:top w:w="0" w:type="dxa"/>
-            <w:bottom w:w="0" w:type="dxa"/>
-          </w:tblCellMar>
-        </w:tblPrEx>
         <w:tc>
           <w:tcPr>
             <w:tcW w:w="2800" w:type="dxa"/>
@@ -17330,12 +16885,6 @@
         </w:tc>
       </w:tr>
       <w:tr>
-        <w:tblPrEx>
-          <w:tblCellMar>
-            <w:top w:w="0" w:type="dxa"/>
-            <w:bottom w:w="0" w:type="dxa"/>
-          </w:tblCellMar>
-        </w:tblPrEx>
         <w:tc>
           <w:tcPr>
             <w:tcW w:w="2800" w:type="dxa"/>
@@ -17425,12 +16974,6 @@
         </w:tc>
       </w:tr>
       <w:tr>
-        <w:tblPrEx>
-          <w:tblCellMar>
-            <w:top w:w="0" w:type="dxa"/>
-            <w:bottom w:w="0" w:type="dxa"/>
-          </w:tblCellMar>
-        </w:tblPrEx>
         <w:tc>
           <w:tcPr>
             <w:tcW w:w="2800" w:type="dxa"/>
@@ -17520,12 +17063,6 @@
         </w:tc>
       </w:tr>
       <w:tr>
-        <w:tblPrEx>
-          <w:tblCellMar>
-            <w:top w:w="0" w:type="dxa"/>
-            <w:bottom w:w="0" w:type="dxa"/>
-          </w:tblCellMar>
-        </w:tblPrEx>
         <w:tc>
           <w:tcPr>
             <w:tcW w:w="2800" w:type="dxa"/>
@@ -17615,12 +17152,6 @@
         </w:tc>
       </w:tr>
       <w:tr>
-        <w:tblPrEx>
-          <w:tblCellMar>
-            <w:top w:w="0" w:type="dxa"/>
-            <w:bottom w:w="0" w:type="dxa"/>
-          </w:tblCellMar>
-        </w:tblPrEx>
         <w:tc>
           <w:tcPr>
             <w:tcW w:w="2800" w:type="dxa"/>
@@ -17876,12 +17407,6 @@
         <w:gridCol w:w="4471"/>
       </w:tblGrid>
       <w:tr>
-        <w:tblPrEx>
-          <w:tblCellMar>
-            <w:top w:w="0" w:type="dxa"/>
-            <w:bottom w:w="0" w:type="dxa"/>
-          </w:tblCellMar>
-        </w:tblPrEx>
         <w:trPr>
           <w:tblHeader/>
         </w:trPr>
@@ -17986,12 +17511,6 @@
         </w:tc>
       </w:tr>
       <w:tr>
-        <w:tblPrEx>
-          <w:tblCellMar>
-            <w:top w:w="0" w:type="dxa"/>
-            <w:bottom w:w="0" w:type="dxa"/>
-          </w:tblCellMar>
-        </w:tblPrEx>
         <w:tc>
           <w:tcPr>
             <w:tcW w:w="1800" w:type="dxa"/>
@@ -18081,12 +17600,6 @@
         </w:tc>
       </w:tr>
       <w:tr>
-        <w:tblPrEx>
-          <w:tblCellMar>
-            <w:top w:w="0" w:type="dxa"/>
-            <w:bottom w:w="0" w:type="dxa"/>
-          </w:tblCellMar>
-        </w:tblPrEx>
         <w:tc>
           <w:tcPr>
             <w:tcW w:w="1800" w:type="dxa"/>
@@ -18176,12 +17689,6 @@
         </w:tc>
       </w:tr>
       <w:tr>
-        <w:tblPrEx>
-          <w:tblCellMar>
-            <w:top w:w="0" w:type="dxa"/>
-            <w:bottom w:w="0" w:type="dxa"/>
-          </w:tblCellMar>
-        </w:tblPrEx>
         <w:tc>
           <w:tcPr>
             <w:tcW w:w="1800" w:type="dxa"/>
@@ -18271,12 +17778,6 @@
         </w:tc>
       </w:tr>
       <w:tr>
-        <w:tblPrEx>
-          <w:tblCellMar>
-            <w:top w:w="0" w:type="dxa"/>
-            <w:bottom w:w="0" w:type="dxa"/>
-          </w:tblCellMar>
-        </w:tblPrEx>
         <w:tc>
           <w:tcPr>
             <w:tcW w:w="1800" w:type="dxa"/>
@@ -18366,12 +17867,6 @@
         </w:tc>
       </w:tr>
       <w:tr>
-        <w:tblPrEx>
-          <w:tblCellMar>
-            <w:top w:w="0" w:type="dxa"/>
-            <w:bottom w:w="0" w:type="dxa"/>
-          </w:tblCellMar>
-        </w:tblPrEx>
         <w:tc>
           <w:tcPr>
             <w:tcW w:w="1800" w:type="dxa"/>
@@ -18461,12 +17956,6 @@
         </w:tc>
       </w:tr>
       <w:tr>
-        <w:tblPrEx>
-          <w:tblCellMar>
-            <w:top w:w="0" w:type="dxa"/>
-            <w:bottom w:w="0" w:type="dxa"/>
-          </w:tblCellMar>
-        </w:tblPrEx>
         <w:tc>
           <w:tcPr>
             <w:tcW w:w="1800" w:type="dxa"/>
@@ -18782,12 +18271,6 @@
         <w:gridCol w:w="4571"/>
       </w:tblGrid>
       <w:tr>
-        <w:tblPrEx>
-          <w:tblCellMar>
-            <w:top w:w="0" w:type="dxa"/>
-            <w:bottom w:w="0" w:type="dxa"/>
-          </w:tblCellMar>
-        </w:tblPrEx>
         <w:trPr>
           <w:tblHeader/>
         </w:trPr>
@@ -18859,12 +18342,6 @@
         </w:tc>
       </w:tr>
       <w:tr>
-        <w:tblPrEx>
-          <w:tblCellMar>
-            <w:top w:w="0" w:type="dxa"/>
-            <w:bottom w:w="0" w:type="dxa"/>
-          </w:tblCellMar>
-        </w:tblPrEx>
         <w:tc>
           <w:tcPr>
             <w:tcW w:w="4500" w:type="dxa"/>
@@ -18924,12 +18401,6 @@
         </w:tc>
       </w:tr>
       <w:tr>
-        <w:tblPrEx>
-          <w:tblCellMar>
-            <w:top w:w="0" w:type="dxa"/>
-            <w:bottom w:w="0" w:type="dxa"/>
-          </w:tblCellMar>
-        </w:tblPrEx>
         <w:tc>
           <w:tcPr>
             <w:tcW w:w="4500" w:type="dxa"/>
@@ -18989,12 +18460,6 @@
         </w:tc>
       </w:tr>
       <w:tr>
-        <w:tblPrEx>
-          <w:tblCellMar>
-            <w:top w:w="0" w:type="dxa"/>
-            <w:bottom w:w="0" w:type="dxa"/>
-          </w:tblCellMar>
-        </w:tblPrEx>
         <w:tc>
           <w:tcPr>
             <w:tcW w:w="4500" w:type="dxa"/>
@@ -19054,12 +18519,6 @@
         </w:tc>
       </w:tr>
       <w:tr>
-        <w:tblPrEx>
-          <w:tblCellMar>
-            <w:top w:w="0" w:type="dxa"/>
-            <w:bottom w:w="0" w:type="dxa"/>
-          </w:tblCellMar>
-        </w:tblPrEx>
         <w:tc>
           <w:tcPr>
             <w:tcW w:w="4500" w:type="dxa"/>
@@ -19119,12 +18578,6 @@
         </w:tc>
       </w:tr>
       <w:tr>
-        <w:tblPrEx>
-          <w:tblCellMar>
-            <w:top w:w="0" w:type="dxa"/>
-            <w:bottom w:w="0" w:type="dxa"/>
-          </w:tblCellMar>
-        </w:tblPrEx>
         <w:tc>
           <w:tcPr>
             <w:tcW w:w="4500" w:type="dxa"/>
@@ -19184,12 +18637,6 @@
         </w:tc>
       </w:tr>
       <w:tr>
-        <w:tblPrEx>
-          <w:tblCellMar>
-            <w:top w:w="0" w:type="dxa"/>
-            <w:bottom w:w="0" w:type="dxa"/>
-          </w:tblCellMar>
-        </w:tblPrEx>
         <w:tc>
           <w:tcPr>
             <w:tcW w:w="4500" w:type="dxa"/>
@@ -19249,12 +18696,6 @@
         </w:tc>
       </w:tr>
       <w:tr>
-        <w:tblPrEx>
-          <w:tblCellMar>
-            <w:top w:w="0" w:type="dxa"/>
-            <w:bottom w:w="0" w:type="dxa"/>
-          </w:tblCellMar>
-        </w:tblPrEx>
         <w:tc>
           <w:tcPr>
             <w:tcW w:w="4500" w:type="dxa"/>
@@ -19314,12 +18755,6 @@
         </w:tc>
       </w:tr>
       <w:tr>
-        <w:tblPrEx>
-          <w:tblCellMar>
-            <w:top w:w="0" w:type="dxa"/>
-            <w:bottom w:w="0" w:type="dxa"/>
-          </w:tblCellMar>
-        </w:tblPrEx>
         <w:tc>
           <w:tcPr>
             <w:tcW w:w="4500" w:type="dxa"/>
@@ -20285,12 +19720,6 @@
         <w:gridCol w:w="4571"/>
       </w:tblGrid>
       <w:tr>
-        <w:tblPrEx>
-          <w:tblCellMar>
-            <w:top w:w="0" w:type="dxa"/>
-            <w:bottom w:w="0" w:type="dxa"/>
-          </w:tblCellMar>
-        </w:tblPrEx>
         <w:trPr>
           <w:tblHeader/>
         </w:trPr>
@@ -20395,12 +19824,6 @@
         </w:tc>
       </w:tr>
       <w:tr>
-        <w:tblPrEx>
-          <w:tblCellMar>
-            <w:top w:w="0" w:type="dxa"/>
-            <w:bottom w:w="0" w:type="dxa"/>
-          </w:tblCellMar>
-        </w:tblPrEx>
         <w:tc>
           <w:tcPr>
             <w:tcW w:w="3500" w:type="dxa"/>
@@ -20490,12 +19913,6 @@
         </w:tc>
       </w:tr>
       <w:tr>
-        <w:tblPrEx>
-          <w:tblCellMar>
-            <w:top w:w="0" w:type="dxa"/>
-            <w:bottom w:w="0" w:type="dxa"/>
-          </w:tblCellMar>
-        </w:tblPrEx>
         <w:tc>
           <w:tcPr>
             <w:tcW w:w="3500" w:type="dxa"/>
@@ -20585,12 +20002,6 @@
         </w:tc>
       </w:tr>
       <w:tr>
-        <w:tblPrEx>
-          <w:tblCellMar>
-            <w:top w:w="0" w:type="dxa"/>
-            <w:bottom w:w="0" w:type="dxa"/>
-          </w:tblCellMar>
-        </w:tblPrEx>
         <w:tc>
           <w:tcPr>
             <w:tcW w:w="3500" w:type="dxa"/>
@@ -20680,12 +20091,6 @@
         </w:tc>
       </w:tr>
       <w:tr>
-        <w:tblPrEx>
-          <w:tblCellMar>
-            <w:top w:w="0" w:type="dxa"/>
-            <w:bottom w:w="0" w:type="dxa"/>
-          </w:tblCellMar>
-        </w:tblPrEx>
         <w:tc>
           <w:tcPr>
             <w:tcW w:w="3500" w:type="dxa"/>
@@ -20775,12 +20180,6 @@
         </w:tc>
       </w:tr>
       <w:tr>
-        <w:tblPrEx>
-          <w:tblCellMar>
-            <w:top w:w="0" w:type="dxa"/>
-            <w:bottom w:w="0" w:type="dxa"/>
-          </w:tblCellMar>
-        </w:tblPrEx>
         <w:tc>
           <w:tcPr>
             <w:tcW w:w="3500" w:type="dxa"/>
@@ -20870,12 +20269,6 @@
         </w:tc>
       </w:tr>
       <w:tr>
-        <w:tblPrEx>
-          <w:tblCellMar>
-            <w:top w:w="0" w:type="dxa"/>
-            <w:bottom w:w="0" w:type="dxa"/>
-          </w:tblCellMar>
-        </w:tblPrEx>
         <w:tc>
           <w:tcPr>
             <w:tcW w:w="3500" w:type="dxa"/>
@@ -20965,12 +20358,6 @@
         </w:tc>
       </w:tr>
       <w:tr>
-        <w:tblPrEx>
-          <w:tblCellMar>
-            <w:top w:w="0" w:type="dxa"/>
-            <w:bottom w:w="0" w:type="dxa"/>
-          </w:tblCellMar>
-        </w:tblPrEx>
         <w:tc>
           <w:tcPr>
             <w:tcW w:w="3500" w:type="dxa"/>
@@ -21187,12 +20574,6 @@
         <w:gridCol w:w="2271"/>
       </w:tblGrid>
       <w:tr>
-        <w:tblPrEx>
-          <w:tblCellMar>
-            <w:top w:w="0" w:type="dxa"/>
-            <w:bottom w:w="0" w:type="dxa"/>
-          </w:tblCellMar>
-        </w:tblPrEx>
         <w:trPr>
           <w:tblHeader/>
         </w:trPr>
@@ -21330,12 +20711,6 @@
         </w:tc>
       </w:tr>
       <w:tr>
-        <w:tblPrEx>
-          <w:tblCellMar>
-            <w:top w:w="0" w:type="dxa"/>
-            <w:bottom w:w="0" w:type="dxa"/>
-          </w:tblCellMar>
-        </w:tblPrEx>
         <w:tc>
           <w:tcPr>
             <w:tcW w:w="4000" w:type="dxa"/>
@@ -21455,12 +20830,6 @@
         </w:tc>
       </w:tr>
       <w:tr>
-        <w:tblPrEx>
-          <w:tblCellMar>
-            <w:top w:w="0" w:type="dxa"/>
-            <w:bottom w:w="0" w:type="dxa"/>
-          </w:tblCellMar>
-        </w:tblPrEx>
         <w:tc>
           <w:tcPr>
             <w:tcW w:w="4000" w:type="dxa"/>
@@ -21580,12 +20949,6 @@
         </w:tc>
       </w:tr>
       <w:tr>
-        <w:tblPrEx>
-          <w:tblCellMar>
-            <w:top w:w="0" w:type="dxa"/>
-            <w:bottom w:w="0" w:type="dxa"/>
-          </w:tblCellMar>
-        </w:tblPrEx>
         <w:tc>
           <w:tcPr>
             <w:tcW w:w="4000" w:type="dxa"/>
@@ -21705,12 +21068,6 @@
         </w:tc>
       </w:tr>
       <w:tr>
-        <w:tblPrEx>
-          <w:tblCellMar>
-            <w:top w:w="0" w:type="dxa"/>
-            <w:bottom w:w="0" w:type="dxa"/>
-          </w:tblCellMar>
-        </w:tblPrEx>
         <w:tc>
           <w:tcPr>
             <w:tcW w:w="4000" w:type="dxa"/>
@@ -21830,12 +21187,6 @@
         </w:tc>
       </w:tr>
       <w:tr>
-        <w:tblPrEx>
-          <w:tblCellMar>
-            <w:top w:w="0" w:type="dxa"/>
-            <w:bottom w:w="0" w:type="dxa"/>
-          </w:tblCellMar>
-        </w:tblPrEx>
         <w:tc>
           <w:tcPr>
             <w:tcW w:w="4000" w:type="dxa"/>
@@ -21955,12 +21306,6 @@
         </w:tc>
       </w:tr>
       <w:tr>
-        <w:tblPrEx>
-          <w:tblCellMar>
-            <w:top w:w="0" w:type="dxa"/>
-            <w:bottom w:w="0" w:type="dxa"/>
-          </w:tblCellMar>
-        </w:tblPrEx>
         <w:tc>
           <w:tcPr>
             <w:tcW w:w="4000" w:type="dxa"/>
@@ -22080,12 +21425,6 @@
         </w:tc>
       </w:tr>
       <w:tr>
-        <w:tblPrEx>
-          <w:tblCellMar>
-            <w:top w:w="0" w:type="dxa"/>
-            <w:bottom w:w="0" w:type="dxa"/>
-          </w:tblCellMar>
-        </w:tblPrEx>
         <w:tc>
           <w:tcPr>
             <w:tcW w:w="4000" w:type="dxa"/>
@@ -22206,12 +21545,6 @@
         </w:tc>
       </w:tr>
       <w:tr>
-        <w:tblPrEx>
-          <w:tblCellMar>
-            <w:top w:w="0" w:type="dxa"/>
-            <w:bottom w:w="0" w:type="dxa"/>
-          </w:tblCellMar>
-        </w:tblPrEx>
         <w:tc>
           <w:tcPr>
             <w:tcW w:w="4000" w:type="dxa"/>
@@ -22457,12 +21790,6 @@
         <w:gridCol w:w="4771"/>
       </w:tblGrid>
       <w:tr>
-        <w:tblPrEx>
-          <w:tblCellMar>
-            <w:top w:w="0" w:type="dxa"/>
-            <w:bottom w:w="0" w:type="dxa"/>
-          </w:tblCellMar>
-        </w:tblPrEx>
         <w:trPr>
           <w:tblHeader/>
         </w:trPr>
@@ -22567,12 +21894,6 @@
         </w:tc>
       </w:tr>
       <w:tr>
-        <w:tblPrEx>
-          <w:tblCellMar>
-            <w:top w:w="0" w:type="dxa"/>
-            <w:bottom w:w="0" w:type="dxa"/>
-          </w:tblCellMar>
-        </w:tblPrEx>
         <w:tc>
           <w:tcPr>
             <w:tcW w:w="2600" w:type="dxa"/>
@@ -22662,12 +21983,6 @@
         </w:tc>
       </w:tr>
       <w:tr>
-        <w:tblPrEx>
-          <w:tblCellMar>
-            <w:top w:w="0" w:type="dxa"/>
-            <w:bottom w:w="0" w:type="dxa"/>
-          </w:tblCellMar>
-        </w:tblPrEx>
         <w:tc>
           <w:tcPr>
             <w:tcW w:w="2600" w:type="dxa"/>
@@ -22757,12 +22072,6 @@
         </w:tc>
       </w:tr>
       <w:tr>
-        <w:tblPrEx>
-          <w:tblCellMar>
-            <w:top w:w="0" w:type="dxa"/>
-            <w:bottom w:w="0" w:type="dxa"/>
-          </w:tblCellMar>
-        </w:tblPrEx>
         <w:tc>
           <w:tcPr>
             <w:tcW w:w="2600" w:type="dxa"/>
@@ -22852,12 +22161,6 @@
         </w:tc>
       </w:tr>
       <w:tr>
-        <w:tblPrEx>
-          <w:tblCellMar>
-            <w:top w:w="0" w:type="dxa"/>
-            <w:bottom w:w="0" w:type="dxa"/>
-          </w:tblCellMar>
-        </w:tblPrEx>
         <w:tc>
           <w:tcPr>
             <w:tcW w:w="2600" w:type="dxa"/>
@@ -22947,12 +22250,6 @@
         </w:tc>
       </w:tr>
       <w:tr>
-        <w:tblPrEx>
-          <w:tblCellMar>
-            <w:top w:w="0" w:type="dxa"/>
-            <w:bottom w:w="0" w:type="dxa"/>
-          </w:tblCellMar>
-        </w:tblPrEx>
         <w:tc>
           <w:tcPr>
             <w:tcW w:w="2600" w:type="dxa"/>
@@ -23042,12 +22339,6 @@
         </w:tc>
       </w:tr>
       <w:tr>
-        <w:tblPrEx>
-          <w:tblCellMar>
-            <w:top w:w="0" w:type="dxa"/>
-            <w:bottom w:w="0" w:type="dxa"/>
-          </w:tblCellMar>
-        </w:tblPrEx>
         <w:tc>
           <w:tcPr>
             <w:tcW w:w="2600" w:type="dxa"/>
@@ -23137,12 +22428,6 @@
         </w:tc>
       </w:tr>
       <w:tr>
-        <w:tblPrEx>
-          <w:tblCellMar>
-            <w:top w:w="0" w:type="dxa"/>
-            <w:bottom w:w="0" w:type="dxa"/>
-          </w:tblCellMar>
-        </w:tblPrEx>
         <w:tc>
           <w:tcPr>
             <w:tcW w:w="2600" w:type="dxa"/>
@@ -23232,12 +22517,6 @@
         </w:tc>
       </w:tr>
       <w:tr>
-        <w:tblPrEx>
-          <w:tblCellMar>
-            <w:top w:w="0" w:type="dxa"/>
-            <w:bottom w:w="0" w:type="dxa"/>
-          </w:tblCellMar>
-        </w:tblPrEx>
         <w:tc>
           <w:tcPr>
             <w:tcW w:w="2600" w:type="dxa"/>
@@ -23327,12 +22606,6 @@
         </w:tc>
       </w:tr>
       <w:tr>
-        <w:tblPrEx>
-          <w:tblCellMar>
-            <w:top w:w="0" w:type="dxa"/>
-            <w:bottom w:w="0" w:type="dxa"/>
-          </w:tblCellMar>
-        </w:tblPrEx>
         <w:tc>
           <w:tcPr>
             <w:tcW w:w="2600" w:type="dxa"/>
@@ -23422,12 +22695,6 @@
         </w:tc>
       </w:tr>
       <w:tr>
-        <w:tblPrEx>
-          <w:tblCellMar>
-            <w:top w:w="0" w:type="dxa"/>
-            <w:bottom w:w="0" w:type="dxa"/>
-          </w:tblCellMar>
-        </w:tblPrEx>
         <w:tc>
           <w:tcPr>
             <w:tcW w:w="2600" w:type="dxa"/>
@@ -23517,12 +22784,6 @@
         </w:tc>
       </w:tr>
       <w:tr>
-        <w:tblPrEx>
-          <w:tblCellMar>
-            <w:top w:w="0" w:type="dxa"/>
-            <w:bottom w:w="0" w:type="dxa"/>
-          </w:tblCellMar>
-        </w:tblPrEx>
         <w:tc>
           <w:tcPr>
             <w:tcW w:w="2600" w:type="dxa"/>
@@ -23626,13 +22887,7 @@
       </w:pPr>
       <w:bookmarkStart w:id="82" w:name="_Toc228717809"/>
       <w:r>
-        <w:t xml:space="preserve">Phụ lục </w:t>
-      </w:r>
-      <w:r>
-        <w:t xml:space="preserve">D: </w:t>
-      </w:r>
-      <w:r>
-        <w:t>Tiền xử lý dữ liệu</w:t>
+        <w:t>Phụ lục D: Tiền xử lý dữ liệu</w:t>
       </w:r>
       <w:bookmarkEnd w:id="82"/>
     </w:p>
@@ -23688,13 +22943,7 @@
                 <w:rFonts w:ascii="Consolas" w:hAnsi="Consolas"/>
               </w:rPr>
               <w:br/>
-              <w:t xml:space="preserve">    return tex</w:t>
-            </w:r>
-            <w:r>
-              <w:rPr>
-                <w:rFonts w:ascii="Consolas" w:hAnsi="Consolas"/>
-              </w:rPr>
-              <w:t>t</w:t>
+              <w:t xml:space="preserve">    return text</w:t>
             </w:r>
           </w:p>
         </w:tc>
@@ -24913,6 +24162,7 @@
   <w:style w:type="character" w:default="1" w:styleId="DefaultParagraphFont">
     <w:name w:val="Default Paragraph Font"/>
     <w:uiPriority w:val="1"/>
+    <w:semiHidden/>
     <w:unhideWhenUsed/>
   </w:style>
   <w:style w:type="table" w:default="1" w:styleId="TableNormal">

--- a/report/BaoCao_NCKH_SV_2025_2026_XAI_SpamDetection.docx
+++ b/report/BaoCao_NCKH_SV_2025_2026_XAI_SpamDetection.docx
@@ -281,7 +281,7 @@
           <w:sz w:val="36"/>
           <w:szCs w:val="36"/>
         </w:rPr>
-        <w:t>PHÂN LOẠI EMAIL BẰNG PHƯƠNG PHÁP XAI</w:t>
+        <w:t>Ứng dụng XAI để giải thích quyết định trong hệ thống phát hiện email spam</w:t>
       </w:r>
     </w:p>
     <w:p>
@@ -767,6 +767,7 @@
           <w:sz w:val="28"/>
           <w:szCs w:val="28"/>
         </w:rPr>
+        <w:lastRenderedPageBreak/>
         <w:t>Hà Nội, 2026</w:t>
       </w:r>
     </w:p>
